--- a/public/assets/documents/Contrat_de_formation_LionsGeek.docx
+++ b/public/assets/documents/Contrat_de_formation_LionsGeek.docx
@@ -4,55 +4,35 @@
   <w:body>
     <w:p>
       <w:pPr>
-        <w:spacing w:before="60"/>
         <w:jc w:val="center"/>
         <w:rPr>
           <w:b/>
           <w:bCs/>
-          <w:sz w:val="36"/>
-        </w:rPr>
-      </w:pPr>
-    </w:p>
-    <w:p>
-      <w:pPr>
-        <w:spacing w:before="60"/>
-        <w:jc w:val="center"/>
+          <w:sz w:val="32"/>
+        </w:rPr>
+        <w:spacing w:before="0" w:after="180" w:line="400" w:lineRule="exact"/>
+      </w:pPr>
+      <w:r>
         <w:rPr>
           <w:b/>
           <w:bCs/>
-          <w:sz w:val="36"/>
-        </w:rPr>
-      </w:pPr>
+          <w:sz w:val="32"/>
+          <w:szCs w:val="32"/>
+        </w:rPr>
+        <w:t>Contrat de f</w:t>
+      </w:r>
       <w:r>
         <w:rPr>
           <w:b/>
           <w:bCs/>
-          <w:sz w:val="36"/>
-        </w:rPr>
-        <w:t>Contrat de f</w:t>
-      </w:r>
-      <w:r>
-        <w:rPr>
-          <w:b/>
-          <w:bCs/>
-          <w:sz w:val="36"/>
+          <w:sz w:val="32"/>
+          <w:szCs w:val="32"/>
         </w:rPr>
         <w:t>ormation LionsGeek</w:t>
       </w:r>
     </w:p>
     <w:p>
       <w:pPr>
-        <w:spacing w:before="60"/>
-        <w:jc w:val="both"/>
-        <w:rPr>
-          <w:sz w:val="8"/>
-          <w:szCs w:val="8"/>
-        </w:rPr>
-      </w:pPr>
-    </w:p>
-    <w:p>
-      <w:pPr>
-        <w:spacing w:before="60"/>
         <w:jc w:val="both"/>
         <w:rPr>
           <w:sz w:val="8"/>
@@ -61,102 +41,103 @@
         <w:sectPr>
           <w:headerReference w:type="default" r:id="rId7"/>
           <w:pgSz w:w="11900" w:h="16840"/>
-          <w:pgMar w:top="1417" w:right="1417" w:bottom="1417" w:left="1417" w:header="708" w:footer="708" w:gutter="0"/>
+          <w:pgMar w:top="2150" w:right="680" w:bottom="2250" w:left="680" w:header="0" w:footer="0" w:gutter="0"/>
           <w:cols w:space="708"/>
           <w:docGrid w:linePitch="360"/>
         </w:sectPr>
-      </w:pPr>
-    </w:p>
-    <w:p>
-      <w:pPr>
-        <w:spacing w:before="60"/>
+        <w:spacing w:before="0" w:after="25" w:line="220" w:lineRule="exact"/>
+      </w:pPr>
+    </w:p>
+    <w:p>
+      <w:pPr>
         <w:jc w:val="both"/>
         <w:rPr>
           <w:b/>
           <w:bCs/>
-          <w:sz w:val="21"/>
-          <w:szCs w:val="21"/>
-        </w:rPr>
+          <w:sz w:val="20"/>
+          <w:szCs w:val="20"/>
+        </w:rPr>
+        <w:spacing w:before="0" w:after="40" w:line="240" w:lineRule="exact"/>
       </w:pPr>
       <w:r>
         <w:rPr>
           <w:b/>
           <w:bCs/>
-          <w:sz w:val="21"/>
-          <w:szCs w:val="21"/>
+          <w:sz w:val="20"/>
+          <w:szCs w:val="20"/>
         </w:rPr>
         <w:t>Préambule :</w:t>
       </w:r>
     </w:p>
     <w:p>
       <w:pPr>
-        <w:spacing w:before="60"/>
-        <w:jc w:val="both"/>
-        <w:rPr>
-          <w:sz w:val="21"/>
-          <w:szCs w:val="21"/>
-        </w:rPr>
-      </w:pPr>
-      <w:r>
-        <w:rPr>
-          <w:sz w:val="21"/>
-          <w:szCs w:val="21"/>
+        <w:jc w:val="both"/>
+        <w:rPr>
+          <w:sz w:val="20"/>
+          <w:szCs w:val="20"/>
+        </w:rPr>
+        <w:spacing w:before="0" w:after="40" w:line="240" w:lineRule="exact"/>
+      </w:pPr>
+      <w:r>
+        <w:rPr>
+          <w:sz w:val="20"/>
+          <w:szCs w:val="20"/>
         </w:rPr>
         <w:t xml:space="preserve">LionsGeek, </w:t>
       </w:r>
       <w:r>
         <w:rPr>
-          <w:sz w:val="21"/>
-          <w:szCs w:val="21"/>
+          <w:sz w:val="20"/>
+          <w:szCs w:val="20"/>
         </w:rPr>
         <w:t xml:space="preserve">Association à but non lucratif dispense </w:t>
       </w:r>
       <w:r>
         <w:rPr>
-          <w:sz w:val="21"/>
-          <w:szCs w:val="21"/>
+          <w:sz w:val="20"/>
+          <w:szCs w:val="20"/>
         </w:rPr>
         <w:t xml:space="preserve"> </w:t>
       </w:r>
       <w:r>
         <w:rPr>
-          <w:sz w:val="21"/>
-          <w:szCs w:val="21"/>
+          <w:sz w:val="20"/>
+          <w:szCs w:val="20"/>
         </w:rPr>
         <w:t>des</w:t>
       </w:r>
       <w:r>
         <w:rPr>
-          <w:sz w:val="21"/>
-          <w:szCs w:val="21"/>
+          <w:sz w:val="20"/>
+          <w:szCs w:val="20"/>
         </w:rPr>
         <w:t xml:space="preserve"> formation</w:t>
       </w:r>
       <w:r>
         <w:rPr>
-          <w:sz w:val="21"/>
-          <w:szCs w:val="21"/>
+          <w:sz w:val="20"/>
+          <w:szCs w:val="20"/>
         </w:rPr>
         <w:t>s</w:t>
       </w:r>
       <w:r>
         <w:rPr>
-          <w:sz w:val="21"/>
-          <w:szCs w:val="21"/>
+          <w:sz w:val="20"/>
+          <w:szCs w:val="20"/>
         </w:rPr>
         <w:t xml:space="preserve"> dans le domaine des nouvelles technologies, de la création de contenu digital et des métiers de l'audiovisuel, </w:t>
       </w:r>
       <w:r>
         <w:rPr>
-          <w:sz w:val="21"/>
-          <w:szCs w:val="21"/>
+          <w:sz w:val="20"/>
+          <w:szCs w:val="20"/>
         </w:rPr>
         <w:t xml:space="preserve"> et </w:t>
       </w:r>
       <w:r>
         <w:rPr>
-          <w:sz w:val="21"/>
-          <w:szCs w:val="21"/>
+          <w:sz w:val="20"/>
+          <w:szCs w:val="20"/>
         </w:rPr>
         <w:t>propose une formation gratuite aux jeunes pour les aider à acquérir des compétences dans ce domaine. Cette formation dure six mois et se déroule en présentiel, du lundi au vendredi.</w:t>
       </w:r>
@@ -164,81 +145,81 @@
     <w:p>
       <w:pPr>
         <w:pStyle w:val="Titre1"/>
-        <w:spacing w:before="60"/>
-        <w:jc w:val="both"/>
-        <w:rPr>
-          <w:rStyle w:val="Accentuation"/>
-          <w:b/>
-          <w:color w:val="000000" w:themeColor="text1"/>
-          <w:sz w:val="21"/>
-          <w:szCs w:val="21"/>
-        </w:rPr>
-      </w:pPr>
-      <w:r>
-        <w:rPr>
-          <w:rStyle w:val="Accentuation"/>
-          <w:b/>
-          <w:color w:val="000000" w:themeColor="text1"/>
-          <w:sz w:val="21"/>
-          <w:szCs w:val="21"/>
+        <w:jc w:val="both"/>
+        <w:rPr>
+          <w:rStyle w:val="Accentuation"/>
+          <w:b/>
+          <w:color w:val="000000" w:themeColor="text1"/>
+          <w:sz w:val="20"/>
+          <w:szCs w:val="20"/>
+        </w:rPr>
+        <w:spacing w:before="0" w:after="40" w:line="240" w:lineRule="exact"/>
+      </w:pPr>
+      <w:r>
+        <w:rPr>
+          <w:rStyle w:val="Accentuation"/>
+          <w:b/>
+          <w:color w:val="000000" w:themeColor="text1"/>
+          <w:sz w:val="20"/>
+          <w:szCs w:val="20"/>
         </w:rPr>
         <w:t>Objet</w:t>
       </w:r>
     </w:p>
     <w:p>
       <w:pPr>
-        <w:spacing w:before="60"/>
-        <w:jc w:val="both"/>
-        <w:rPr>
-          <w:sz w:val="21"/>
-          <w:szCs w:val="21"/>
-        </w:rPr>
-      </w:pPr>
-      <w:r>
-        <w:rPr>
-          <w:sz w:val="21"/>
-          <w:szCs w:val="21"/>
+        <w:jc w:val="both"/>
+        <w:rPr>
+          <w:sz w:val="20"/>
+          <w:szCs w:val="20"/>
+        </w:rPr>
+        <w:spacing w:before="0" w:after="40" w:line="240" w:lineRule="exact"/>
+      </w:pPr>
+      <w:r>
+        <w:rPr>
+          <w:sz w:val="20"/>
+          <w:szCs w:val="20"/>
         </w:rPr>
         <w:t>Le présent contrat a pour objet de définir les modalités de la formation pr</w:t>
       </w:r>
       <w:r>
         <w:rPr>
-          <w:sz w:val="21"/>
-          <w:szCs w:val="21"/>
+          <w:sz w:val="20"/>
+          <w:szCs w:val="20"/>
         </w:rPr>
         <w:t>oposée par LionsGeek aux bénéficiaires de ses formations.</w:t>
       </w:r>
     </w:p>
     <w:p>
       <w:pPr>
-        <w:spacing w:before="60"/>
-        <w:jc w:val="both"/>
-        <w:rPr>
-          <w:sz w:val="21"/>
-          <w:szCs w:val="21"/>
-        </w:rPr>
-      </w:pPr>
-      <w:r>
-        <w:rPr>
-          <w:sz w:val="21"/>
-          <w:szCs w:val="21"/>
+        <w:jc w:val="both"/>
+        <w:rPr>
+          <w:sz w:val="20"/>
+          <w:szCs w:val="20"/>
+        </w:rPr>
+        <w:spacing w:before="0" w:after="40" w:line="240" w:lineRule="exact"/>
+      </w:pPr>
+      <w:r>
+        <w:rPr>
+          <w:sz w:val="20"/>
+          <w:szCs w:val="20"/>
         </w:rPr>
         <w:t xml:space="preserve">Nom du Participant : </w:t>
       </w:r>
     </w:p>
     <w:p>
       <w:pPr>
-        <w:spacing w:before="60"/>
-        <w:jc w:val="both"/>
-        <w:rPr>
-          <w:sz w:val="21"/>
-          <w:szCs w:val="21"/>
-        </w:rPr>
-      </w:pPr>
-      <w:r>
-        <w:rPr>
-          <w:sz w:val="21"/>
-          <w:szCs w:val="21"/>
+        <w:jc w:val="both"/>
+        <w:rPr>
+          <w:sz w:val="20"/>
+          <w:szCs w:val="20"/>
+        </w:rPr>
+        <w:spacing w:before="0" w:after="40" w:line="240" w:lineRule="exact"/>
+      </w:pPr>
+      <w:r>
+        <w:rPr>
+          <w:sz w:val="20"/>
+          <w:szCs w:val="20"/>
         </w:rPr>
         <w:t>CINE :</w:t>
       </w:r>
@@ -246,77 +227,77 @@
     <w:p>
       <w:pPr>
         <w:pStyle w:val="Titre1"/>
-        <w:spacing w:before="60"/>
-        <w:jc w:val="both"/>
-        <w:rPr>
-          <w:rStyle w:val="Accentuation"/>
-          <w:b/>
-          <w:color w:val="000000" w:themeColor="text1"/>
-          <w:sz w:val="21"/>
-          <w:szCs w:val="21"/>
-        </w:rPr>
-      </w:pPr>
-      <w:r>
-        <w:rPr>
-          <w:rStyle w:val="Accentuation"/>
-          <w:b/>
-          <w:color w:val="000000" w:themeColor="text1"/>
-          <w:sz w:val="21"/>
-          <w:szCs w:val="21"/>
+        <w:jc w:val="both"/>
+        <w:rPr>
+          <w:rStyle w:val="Accentuation"/>
+          <w:b/>
+          <w:color w:val="000000" w:themeColor="text1"/>
+          <w:sz w:val="20"/>
+          <w:szCs w:val="20"/>
+        </w:rPr>
+        <w:spacing w:before="0" w:after="40" w:line="240" w:lineRule="exact"/>
+      </w:pPr>
+      <w:r>
+        <w:rPr>
+          <w:rStyle w:val="Accentuation"/>
+          <w:b/>
+          <w:color w:val="000000" w:themeColor="text1"/>
+          <w:sz w:val="20"/>
+          <w:szCs w:val="20"/>
         </w:rPr>
         <w:t>Durée de la formation</w:t>
       </w:r>
     </w:p>
     <w:p>
       <w:pPr>
-        <w:spacing w:before="60"/>
-        <w:jc w:val="both"/>
-        <w:rPr>
-          <w:sz w:val="21"/>
-          <w:szCs w:val="21"/>
-        </w:rPr>
-      </w:pPr>
-      <w:r>
-        <w:rPr>
-          <w:sz w:val="21"/>
-          <w:szCs w:val="21"/>
+        <w:jc w:val="both"/>
+        <w:rPr>
+          <w:sz w:val="20"/>
+          <w:szCs w:val="20"/>
+        </w:rPr>
+        <w:spacing w:before="0" w:after="40" w:line="240" w:lineRule="exact"/>
+      </w:pPr>
+      <w:r>
+        <w:rPr>
+          <w:sz w:val="20"/>
+          <w:szCs w:val="20"/>
         </w:rPr>
         <w:t xml:space="preserve">La formation débutera le </w:t>
       </w:r>
       <w:r>
         <w:rPr>
-          <w:sz w:val="21"/>
-          <w:szCs w:val="21"/>
+          <w:sz w:val="20"/>
+          <w:szCs w:val="20"/>
           <w:highlight w:val="yellow"/>
         </w:rPr>
         <w:t>03/02/2025</w:t>
       </w:r>
       <w:r>
         <w:rPr>
-          <w:sz w:val="21"/>
-          <w:szCs w:val="21"/>
+          <w:sz w:val="20"/>
+          <w:szCs w:val="20"/>
         </w:rPr>
         <w:t xml:space="preserve"> </w:t>
       </w:r>
       <w:r>
         <w:rPr>
-          <w:sz w:val="21"/>
-          <w:szCs w:val="21"/>
+          <w:sz w:val="20"/>
+          <w:szCs w:val="20"/>
         </w:rPr>
         <w:t xml:space="preserve">et se terminera le </w:t>
       </w:r>
       <w:r>
         <w:rPr>
-          <w:sz w:val="21"/>
-          <w:szCs w:val="21"/>
+          <w:sz w:val="20"/>
+          <w:szCs w:val="20"/>
           <w:highlight w:val="yellow"/>
         </w:rPr>
         <w:t>10/08/2025</w:t>
       </w:r>
       <w:r>
         <w:rPr>
-          <w:sz w:val="21"/>
-          <w:szCs w:val="21"/>
+          <w:sz w:val="20"/>
+          <w:szCs w:val="20"/>
           <w:highlight w:val="yellow"/>
         </w:rPr>
         <w:t>.</w:t>
@@ -325,112 +306,112 @@
     <w:p>
       <w:pPr>
         <w:pStyle w:val="Titre1"/>
-        <w:spacing w:before="60"/>
-        <w:jc w:val="both"/>
-        <w:rPr>
-          <w:rStyle w:val="Accentuation"/>
-          <w:b/>
-          <w:color w:val="000000" w:themeColor="text1"/>
-          <w:sz w:val="21"/>
-          <w:szCs w:val="21"/>
-        </w:rPr>
-      </w:pPr>
-      <w:r>
-        <w:rPr>
-          <w:rStyle w:val="Accentuation"/>
-          <w:b/>
-          <w:color w:val="000000" w:themeColor="text1"/>
-          <w:sz w:val="21"/>
-          <w:szCs w:val="21"/>
+        <w:jc w:val="both"/>
+        <w:rPr>
+          <w:rStyle w:val="Accentuation"/>
+          <w:b/>
+          <w:color w:val="000000" w:themeColor="text1"/>
+          <w:sz w:val="20"/>
+          <w:szCs w:val="20"/>
+        </w:rPr>
+        <w:spacing w:before="0" w:after="40" w:line="240" w:lineRule="exact"/>
+      </w:pPr>
+      <w:r>
+        <w:rPr>
+          <w:rStyle w:val="Accentuation"/>
+          <w:b/>
+          <w:color w:val="000000" w:themeColor="text1"/>
+          <w:sz w:val="20"/>
+          <w:szCs w:val="20"/>
         </w:rPr>
         <w:t>Lieu de la formation</w:t>
       </w:r>
     </w:p>
     <w:p>
       <w:pPr>
-        <w:spacing w:before="60"/>
-        <w:jc w:val="both"/>
-        <w:rPr>
-          <w:sz w:val="21"/>
-          <w:szCs w:val="21"/>
-        </w:rPr>
-      </w:pPr>
-      <w:r>
-        <w:rPr>
-          <w:sz w:val="21"/>
-          <w:szCs w:val="21"/>
-        </w:rPr>
-        <w:t xml:space="preserve">La formation se déroule en présentiel soit au siège de l'association situé au </w:t>
+        <w:jc w:val="both"/>
+        <w:rPr>
+          <w:sz w:val="20"/>
+          <w:szCs w:val="20"/>
+        </w:rPr>
+        <w:spacing w:before="0" w:after="40" w:line="240" w:lineRule="exact"/>
+      </w:pPr>
+      <w:r>
+        <w:rPr>
+          <w:sz w:val="20"/>
+          <w:szCs w:val="20"/>
+        </w:rPr>
+        <w:t xml:space="preserve">La formation se déroule en présentiel soit au siège de l'association situé à Ain Sebaa Center, Route de Rabat-، Km 8, Ain Sbaa - Casablanca 20050, soit dans un endroit qui sera fixé par LionsGeek.</w:t>
       </w:r>
       <w:proofErr w:type="spellStart"/>
       <w:r>
         <w:rPr>
-          <w:sz w:val="21"/>
-          <w:szCs w:val="21"/>
-        </w:rPr>
-        <w:t>ème</w:t>
+          <w:sz w:val="20"/>
+          <w:szCs w:val="20"/>
+        </w:rPr>
+        <w:t/>
       </w:r>
       <w:proofErr w:type="spellEnd"/>
       <w:r>
         <w:rPr>
-          <w:sz w:val="21"/>
-          <w:szCs w:val="21"/>
-        </w:rPr>
-        <w:t xml:space="preserve"> étage, Ain </w:t>
+          <w:sz w:val="20"/>
+          <w:szCs w:val="20"/>
+        </w:rPr>
+        <w:t xml:space="preserve"/>
       </w:r>
       <w:proofErr w:type="spellStart"/>
       <w:r>
         <w:rPr>
-          <w:sz w:val="21"/>
-          <w:szCs w:val="21"/>
-        </w:rPr>
-        <w:t>Sebaa</w:t>
+          <w:sz w:val="20"/>
+          <w:szCs w:val="20"/>
+        </w:rPr>
+        <w:t/>
       </w:r>
       <w:proofErr w:type="spellEnd"/>
       <w:r>
         <w:rPr>
-          <w:sz w:val="21"/>
-          <w:szCs w:val="21"/>
-        </w:rPr>
-        <w:t xml:space="preserve"> Center, Route de Rabat-</w:t>
+          <w:sz w:val="20"/>
+          <w:szCs w:val="20"/>
+        </w:rPr>
+        <w:t xml:space="preserve"/>
       </w:r>
       <w:r>
         <w:rPr>
           <w:rFonts w:cs="Calibri"/>
-          <w:sz w:val="21"/>
-          <w:szCs w:val="21"/>
+          <w:sz w:val="20"/>
+          <w:szCs w:val="20"/>
           <w:rtl/>
         </w:rPr>
-        <w:t>،</w:t>
-      </w:r>
-      <w:r>
-        <w:rPr>
-          <w:sz w:val="21"/>
-          <w:szCs w:val="21"/>
-        </w:rPr>
-        <w:t xml:space="preserve"> Km 8, Ain Sbaa - Casablanca 20050, soit dans un endroit qui sera fixé par LionsGeek.</w:t>
+        <w:t/>
+      </w:r>
+      <w:r>
+        <w:rPr>
+          <w:sz w:val="20"/>
+          <w:szCs w:val="20"/>
+        </w:rPr>
+        <w:t xml:space="preserve"/>
       </w:r>
     </w:p>
     <w:p>
       <w:pPr>
         <w:pStyle w:val="Titre1"/>
-        <w:spacing w:before="60"/>
-        <w:jc w:val="both"/>
-        <w:rPr>
-          <w:rStyle w:val="Accentuation"/>
-          <w:b/>
-          <w:color w:val="000000" w:themeColor="text1"/>
-          <w:sz w:val="21"/>
-          <w:szCs w:val="21"/>
-        </w:rPr>
-      </w:pPr>
-      <w:r>
-        <w:rPr>
-          <w:rStyle w:val="Accentuation"/>
-          <w:b/>
-          <w:color w:val="000000" w:themeColor="text1"/>
-          <w:sz w:val="21"/>
-          <w:szCs w:val="21"/>
+        <w:jc w:val="both"/>
+        <w:rPr>
+          <w:rStyle w:val="Accentuation"/>
+          <w:b/>
+          <w:color w:val="000000" w:themeColor="text1"/>
+          <w:sz w:val="20"/>
+          <w:szCs w:val="20"/>
+        </w:rPr>
+        <w:spacing w:before="0" w:after="40" w:line="240" w:lineRule="exact"/>
+      </w:pPr>
+      <w:r>
+        <w:rPr>
+          <w:rStyle w:val="Accentuation"/>
+          <w:b/>
+          <w:color w:val="000000" w:themeColor="text1"/>
+          <w:sz w:val="20"/>
+          <w:szCs w:val="20"/>
         </w:rPr>
         <w:t>Intitulé</w:t>
       </w:r>
@@ -439,64 +420,64 @@
           <w:rStyle w:val="Accentuation"/>
           <w:b/>
           <w:color w:val="000000" w:themeColor="text1"/>
-          <w:sz w:val="21"/>
-          <w:szCs w:val="21"/>
+          <w:sz w:val="20"/>
+          <w:szCs w:val="20"/>
         </w:rPr>
         <w:t xml:space="preserve"> de la formation</w:t>
       </w:r>
     </w:p>
     <w:p>
       <w:pPr>
-        <w:spacing w:before="60"/>
-        <w:jc w:val="both"/>
-        <w:rPr>
-          <w:sz w:val="21"/>
-          <w:szCs w:val="21"/>
-        </w:rPr>
-      </w:pPr>
-      <w:r>
-        <w:rPr>
-          <w:sz w:val="21"/>
-          <w:szCs w:val="21"/>
+        <w:jc w:val="both"/>
+        <w:rPr>
+          <w:sz w:val="20"/>
+          <w:szCs w:val="20"/>
+        </w:rPr>
+        <w:spacing w:before="0" w:after="40" w:line="240" w:lineRule="exact"/>
+      </w:pPr>
+      <w:r>
+        <w:rPr>
+          <w:sz w:val="20"/>
+          <w:szCs w:val="20"/>
         </w:rPr>
         <w:t>La formation proposée par LionsGeek comporte les modules suivants :</w:t>
       </w:r>
     </w:p>
     <w:p>
       <w:pPr>
-        <w:spacing w:before="60"/>
-        <w:jc w:val="both"/>
-        <w:rPr>
-          <w:sz w:val="21"/>
-          <w:szCs w:val="21"/>
-        </w:rPr>
-      </w:pPr>
-      <w:r>
-        <w:rPr>
-          <w:sz w:val="21"/>
-          <w:szCs w:val="21"/>
+        <w:jc w:val="both"/>
+        <w:rPr>
+          <w:sz w:val="20"/>
+          <w:szCs w:val="20"/>
+        </w:rPr>
+        <w:spacing w:before="0" w:after="40" w:line="240" w:lineRule="exact"/>
+      </w:pPr>
+      <w:r>
+        <w:rPr>
+          <w:sz w:val="20"/>
+          <w:szCs w:val="20"/>
         </w:rPr>
         <w:t>Nom de la formation</w:t>
       </w:r>
       <w:r>
         <w:rPr>
-          <w:sz w:val="21"/>
-          <w:szCs w:val="21"/>
+          <w:sz w:val="20"/>
+          <w:szCs w:val="20"/>
         </w:rPr>
         <w:t> :</w:t>
       </w:r>
       <w:r>
         <w:rPr>
-          <w:sz w:val="21"/>
-          <w:szCs w:val="21"/>
+          <w:sz w:val="20"/>
+          <w:szCs w:val="20"/>
         </w:rPr>
         <w:t xml:space="preserve"> </w:t>
       </w:r>
       <w:proofErr w:type="spellStart"/>
       <w:r>
         <w:rPr>
-          <w:sz w:val="21"/>
-          <w:szCs w:val="21"/>
+          <w:sz w:val="20"/>
+          <w:szCs w:val="20"/>
           <w:highlight w:val="yellow"/>
         </w:rPr>
         <w:t>CCCCCCCCCCCCCCCxxxxxxxxxxxxxx</w:t>
@@ -506,77 +487,77 @@
     <w:p>
       <w:pPr>
         <w:pStyle w:val="Titre1"/>
-        <w:spacing w:before="60"/>
-        <w:jc w:val="both"/>
-        <w:rPr>
-          <w:rStyle w:val="Accentuation"/>
-          <w:b/>
-          <w:color w:val="000000" w:themeColor="text1"/>
-          <w:sz w:val="21"/>
-          <w:szCs w:val="21"/>
-        </w:rPr>
-      </w:pPr>
-      <w:r>
-        <w:rPr>
-          <w:rStyle w:val="Accentuation"/>
-          <w:b/>
-          <w:color w:val="000000" w:themeColor="text1"/>
-          <w:sz w:val="21"/>
-          <w:szCs w:val="21"/>
+        <w:jc w:val="both"/>
+        <w:rPr>
+          <w:rStyle w:val="Accentuation"/>
+          <w:b/>
+          <w:color w:val="000000" w:themeColor="text1"/>
+          <w:sz w:val="20"/>
+          <w:szCs w:val="20"/>
+        </w:rPr>
+        <w:spacing w:before="0" w:after="40" w:line="240" w:lineRule="exact"/>
+      </w:pPr>
+      <w:r>
+        <w:rPr>
+          <w:rStyle w:val="Accentuation"/>
+          <w:b/>
+          <w:color w:val="000000" w:themeColor="text1"/>
+          <w:sz w:val="20"/>
+          <w:szCs w:val="20"/>
         </w:rPr>
         <w:t>Horaires de formation</w:t>
       </w:r>
     </w:p>
     <w:p>
       <w:pPr>
-        <w:spacing w:before="60"/>
-        <w:jc w:val="both"/>
-        <w:rPr>
-          <w:sz w:val="21"/>
-          <w:szCs w:val="21"/>
-        </w:rPr>
-      </w:pPr>
-      <w:r>
-        <w:rPr>
-          <w:sz w:val="21"/>
-          <w:szCs w:val="21"/>
+        <w:jc w:val="both"/>
+        <w:rPr>
+          <w:sz w:val="20"/>
+          <w:szCs w:val="20"/>
+        </w:rPr>
+        <w:spacing w:before="0" w:after="40" w:line="240" w:lineRule="exact"/>
+      </w:pPr>
+      <w:r>
+        <w:rPr>
+          <w:sz w:val="20"/>
+          <w:szCs w:val="20"/>
         </w:rPr>
         <w:t>Les horaires de formation sont</w:t>
       </w:r>
       <w:r>
         <w:rPr>
-          <w:sz w:val="21"/>
-          <w:szCs w:val="21"/>
+          <w:sz w:val="20"/>
+          <w:szCs w:val="20"/>
         </w:rPr>
         <w:t xml:space="preserve"> fixés du lundi au vendredi, de 9h à 17h.</w:t>
       </w:r>
       <w:r>
         <w:rPr>
-          <w:sz w:val="21"/>
-          <w:szCs w:val="21"/>
+          <w:sz w:val="20"/>
+          <w:szCs w:val="20"/>
         </w:rPr>
         <w:t xml:space="preserve"> </w:t>
       </w:r>
       <w:r>
         <w:rPr>
-          <w:sz w:val="21"/>
-          <w:szCs w:val="21"/>
+          <w:sz w:val="20"/>
+          <w:szCs w:val="20"/>
         </w:rPr>
         <w:t xml:space="preserve">Des événements ou activités peuvent être proposé durant </w:t>
       </w:r>
       <w:proofErr w:type="gramStart"/>
       <w:r>
         <w:rPr>
-          <w:sz w:val="21"/>
-          <w:szCs w:val="21"/>
+          <w:sz w:val="20"/>
+          <w:szCs w:val="20"/>
         </w:rPr>
         <w:t>les weekend</w:t>
       </w:r>
       <w:proofErr w:type="gramEnd"/>
       <w:r>
         <w:rPr>
-          <w:sz w:val="21"/>
-          <w:szCs w:val="21"/>
+          <w:sz w:val="20"/>
+          <w:szCs w:val="20"/>
         </w:rPr>
         <w:t xml:space="preserve">. </w:t>
       </w:r>
@@ -584,61 +565,61 @@
     <w:p>
       <w:pPr>
         <w:pStyle w:val="Titre1"/>
-        <w:spacing w:before="60"/>
-        <w:jc w:val="both"/>
-        <w:rPr>
-          <w:rStyle w:val="Accentuation"/>
-          <w:b/>
-          <w:color w:val="000000" w:themeColor="text1"/>
-          <w:sz w:val="21"/>
-          <w:szCs w:val="21"/>
-        </w:rPr>
-      </w:pPr>
-      <w:r>
-        <w:rPr>
-          <w:rStyle w:val="Accentuation"/>
-          <w:b/>
-          <w:color w:val="000000" w:themeColor="text1"/>
-          <w:sz w:val="21"/>
-          <w:szCs w:val="21"/>
+        <w:jc w:val="both"/>
+        <w:rPr>
+          <w:rStyle w:val="Accentuation"/>
+          <w:b/>
+          <w:color w:val="000000" w:themeColor="text1"/>
+          <w:sz w:val="20"/>
+          <w:szCs w:val="20"/>
+        </w:rPr>
+        <w:spacing w:before="0" w:after="40" w:line="240" w:lineRule="exact"/>
+      </w:pPr>
+      <w:r>
+        <w:rPr>
+          <w:rStyle w:val="Accentuation"/>
+          <w:b/>
+          <w:color w:val="000000" w:themeColor="text1"/>
+          <w:sz w:val="20"/>
+          <w:szCs w:val="20"/>
         </w:rPr>
         <w:t>Stage de formation</w:t>
       </w:r>
     </w:p>
     <w:p>
       <w:pPr>
-        <w:spacing w:before="60"/>
-        <w:jc w:val="both"/>
-        <w:rPr>
-          <w:sz w:val="21"/>
-          <w:szCs w:val="21"/>
-        </w:rPr>
-      </w:pPr>
-      <w:r>
-        <w:rPr>
-          <w:sz w:val="21"/>
-          <w:szCs w:val="21"/>
+        <w:jc w:val="both"/>
+        <w:rPr>
+          <w:sz w:val="20"/>
+          <w:szCs w:val="20"/>
+        </w:rPr>
+        <w:spacing w:before="0" w:after="40" w:line="240" w:lineRule="exact"/>
+      </w:pPr>
+      <w:r>
+        <w:rPr>
+          <w:sz w:val="20"/>
+          <w:szCs w:val="20"/>
         </w:rPr>
         <w:t xml:space="preserve">La formation comporte un ou plusieurs stages de formation d'une durée de </w:t>
       </w:r>
       <w:r>
         <w:rPr>
-          <w:sz w:val="21"/>
-          <w:szCs w:val="21"/>
+          <w:sz w:val="20"/>
+          <w:szCs w:val="20"/>
         </w:rPr>
         <w:t>8</w:t>
       </w:r>
       <w:r>
         <w:rPr>
-          <w:sz w:val="21"/>
-          <w:szCs w:val="21"/>
+          <w:sz w:val="20"/>
+          <w:szCs w:val="20"/>
         </w:rPr>
         <w:t xml:space="preserve"> Semaines</w:t>
       </w:r>
       <w:r>
         <w:rPr>
-          <w:sz w:val="21"/>
-          <w:szCs w:val="21"/>
+          <w:sz w:val="20"/>
+          <w:szCs w:val="20"/>
         </w:rPr>
         <w:t>. Les modalités de ce stage seront définies ultérieurement entre LionsGeek et le participant.</w:t>
       </w:r>
@@ -646,40 +627,40 @@
     <w:p>
       <w:pPr>
         <w:pStyle w:val="Titre1"/>
-        <w:spacing w:before="60"/>
-        <w:jc w:val="both"/>
-        <w:rPr>
-          <w:rStyle w:val="Accentuation"/>
-          <w:b/>
-          <w:color w:val="000000" w:themeColor="text1"/>
-          <w:sz w:val="21"/>
-          <w:szCs w:val="21"/>
-        </w:rPr>
-      </w:pPr>
-      <w:r>
-        <w:rPr>
-          <w:rStyle w:val="Accentuation"/>
-          <w:b/>
-          <w:color w:val="000000" w:themeColor="text1"/>
-          <w:sz w:val="21"/>
-          <w:szCs w:val="21"/>
+        <w:jc w:val="both"/>
+        <w:rPr>
+          <w:rStyle w:val="Accentuation"/>
+          <w:b/>
+          <w:color w:val="000000" w:themeColor="text1"/>
+          <w:sz w:val="20"/>
+          <w:szCs w:val="20"/>
+        </w:rPr>
+        <w:spacing w:before="0" w:after="40" w:line="240" w:lineRule="exact"/>
+      </w:pPr>
+      <w:r>
+        <w:rPr>
+          <w:rStyle w:val="Accentuation"/>
+          <w:b/>
+          <w:color w:val="000000" w:themeColor="text1"/>
+          <w:sz w:val="20"/>
+          <w:szCs w:val="20"/>
         </w:rPr>
         <w:t>Implication et engagement du participant</w:t>
       </w:r>
     </w:p>
     <w:p>
       <w:pPr>
-        <w:spacing w:before="60"/>
-        <w:jc w:val="both"/>
-        <w:rPr>
-          <w:sz w:val="21"/>
-          <w:szCs w:val="21"/>
-        </w:rPr>
-      </w:pPr>
-      <w:r>
-        <w:rPr>
-          <w:sz w:val="21"/>
-          <w:szCs w:val="21"/>
+        <w:jc w:val="both"/>
+        <w:rPr>
+          <w:sz w:val="20"/>
+          <w:szCs w:val="20"/>
+        </w:rPr>
+        <w:spacing w:before="0" w:after="40" w:line="240" w:lineRule="exact"/>
+      </w:pPr>
+      <w:r>
+        <w:rPr>
+          <w:sz w:val="20"/>
+          <w:szCs w:val="20"/>
         </w:rPr>
         <w:t>Le participant s'engage à suivre la formation avec assiduité et à participer activement aux différentes activités proposées par LionsGeek. Il s'engage également à respecter le calendrier et les horaires de formation.</w:t>
       </w:r>
@@ -687,40 +668,40 @@
     <w:p>
       <w:pPr>
         <w:pStyle w:val="Titre1"/>
-        <w:spacing w:before="60"/>
-        <w:jc w:val="both"/>
-        <w:rPr>
-          <w:rStyle w:val="Accentuation"/>
-          <w:b/>
-          <w:color w:val="000000" w:themeColor="text1"/>
-          <w:sz w:val="21"/>
-          <w:szCs w:val="21"/>
-        </w:rPr>
-      </w:pPr>
-      <w:r>
-        <w:rPr>
-          <w:rStyle w:val="Accentuation"/>
-          <w:b/>
-          <w:color w:val="000000" w:themeColor="text1"/>
-          <w:sz w:val="21"/>
-          <w:szCs w:val="21"/>
+        <w:jc w:val="both"/>
+        <w:rPr>
+          <w:rStyle w:val="Accentuation"/>
+          <w:b/>
+          <w:color w:val="000000" w:themeColor="text1"/>
+          <w:sz w:val="20"/>
+          <w:szCs w:val="20"/>
+        </w:rPr>
+        <w:spacing w:before="0" w:after="40" w:line="240" w:lineRule="exact"/>
+      </w:pPr>
+      <w:r>
+        <w:rPr>
+          <w:rStyle w:val="Accentuation"/>
+          <w:b/>
+          <w:color w:val="000000" w:themeColor="text1"/>
+          <w:sz w:val="20"/>
+          <w:szCs w:val="20"/>
         </w:rPr>
         <w:t>Attestation de formation</w:t>
       </w:r>
     </w:p>
     <w:p>
       <w:pPr>
-        <w:spacing w:before="60"/>
-        <w:jc w:val="both"/>
-        <w:rPr>
-          <w:sz w:val="21"/>
-          <w:szCs w:val="21"/>
-        </w:rPr>
-      </w:pPr>
-      <w:r>
-        <w:rPr>
-          <w:sz w:val="21"/>
-          <w:szCs w:val="21"/>
+        <w:jc w:val="both"/>
+        <w:rPr>
+          <w:sz w:val="20"/>
+          <w:szCs w:val="20"/>
+        </w:rPr>
+        <w:spacing w:before="0" w:after="40" w:line="240" w:lineRule="exact"/>
+      </w:pPr>
+      <w:r>
+        <w:rPr>
+          <w:sz w:val="20"/>
+          <w:szCs w:val="20"/>
         </w:rPr>
         <w:t>À la fin de la formation, LionsGeek délivrera une attestation de formation au participant s'il a satisfait aux critères de participation et de réussite de la formation.</w:t>
       </w:r>
@@ -728,40 +709,40 @@
     <w:p>
       <w:pPr>
         <w:pStyle w:val="Titre1"/>
-        <w:spacing w:before="60"/>
-        <w:jc w:val="both"/>
-        <w:rPr>
-          <w:rStyle w:val="Accentuation"/>
-          <w:b/>
-          <w:color w:val="000000" w:themeColor="text1"/>
-          <w:sz w:val="21"/>
-          <w:szCs w:val="21"/>
-        </w:rPr>
-      </w:pPr>
-      <w:r>
-        <w:rPr>
-          <w:rStyle w:val="Accentuation"/>
-          <w:b/>
-          <w:color w:val="000000" w:themeColor="text1"/>
-          <w:sz w:val="21"/>
-          <w:szCs w:val="21"/>
+        <w:jc w:val="both"/>
+        <w:rPr>
+          <w:rStyle w:val="Accentuation"/>
+          <w:b/>
+          <w:color w:val="000000" w:themeColor="text1"/>
+          <w:sz w:val="20"/>
+          <w:szCs w:val="20"/>
+        </w:rPr>
+        <w:spacing w:before="0" w:after="40" w:line="240" w:lineRule="exact"/>
+      </w:pPr>
+      <w:r>
+        <w:rPr>
+          <w:rStyle w:val="Accentuation"/>
+          <w:b/>
+          <w:color w:val="000000" w:themeColor="text1"/>
+          <w:sz w:val="20"/>
+          <w:szCs w:val="20"/>
         </w:rPr>
         <w:t>Responsabilités de LionsGeek</w:t>
       </w:r>
     </w:p>
     <w:p>
       <w:pPr>
-        <w:spacing w:before="60"/>
-        <w:jc w:val="both"/>
-        <w:rPr>
-          <w:sz w:val="21"/>
-          <w:szCs w:val="21"/>
-        </w:rPr>
-      </w:pPr>
-      <w:r>
-        <w:rPr>
-          <w:sz w:val="21"/>
-          <w:szCs w:val="21"/>
+        <w:jc w:val="both"/>
+        <w:rPr>
+          <w:sz w:val="20"/>
+          <w:szCs w:val="20"/>
+        </w:rPr>
+        <w:spacing w:before="0" w:after="40" w:line="240" w:lineRule="exact"/>
+      </w:pPr>
+      <w:r>
+        <w:rPr>
+          <w:sz w:val="20"/>
+          <w:szCs w:val="20"/>
         </w:rPr>
         <w:t>LionsGeek s'engage à dispenser la formation de manière professionnelle et à fournir les moyens nécessaires pour la réussite de la formation.</w:t>
       </w:r>
@@ -769,40 +750,40 @@
     <w:p>
       <w:pPr>
         <w:pStyle w:val="Titre1"/>
-        <w:spacing w:before="60"/>
-        <w:jc w:val="both"/>
-        <w:rPr>
-          <w:rStyle w:val="Accentuation"/>
-          <w:b/>
-          <w:color w:val="000000" w:themeColor="text1"/>
-          <w:sz w:val="21"/>
-          <w:szCs w:val="21"/>
-        </w:rPr>
-      </w:pPr>
-      <w:r>
-        <w:rPr>
-          <w:rStyle w:val="Accentuation"/>
-          <w:b/>
-          <w:color w:val="000000" w:themeColor="text1"/>
-          <w:sz w:val="21"/>
-          <w:szCs w:val="21"/>
+        <w:jc w:val="both"/>
+        <w:rPr>
+          <w:rStyle w:val="Accentuation"/>
+          <w:b/>
+          <w:color w:val="000000" w:themeColor="text1"/>
+          <w:sz w:val="20"/>
+          <w:szCs w:val="20"/>
+        </w:rPr>
+        <w:spacing w:before="0" w:after="40" w:line="240" w:lineRule="exact"/>
+      </w:pPr>
+      <w:r>
+        <w:rPr>
+          <w:rStyle w:val="Accentuation"/>
+          <w:b/>
+          <w:color w:val="000000" w:themeColor="text1"/>
+          <w:sz w:val="20"/>
+          <w:szCs w:val="20"/>
         </w:rPr>
         <w:t>Respect des règlements intérieurs et chartes de LionsGeek</w:t>
       </w:r>
     </w:p>
     <w:p>
       <w:pPr>
-        <w:spacing w:before="60"/>
-        <w:jc w:val="both"/>
-        <w:rPr>
-          <w:sz w:val="21"/>
-          <w:szCs w:val="21"/>
-        </w:rPr>
-      </w:pPr>
-      <w:r>
-        <w:rPr>
-          <w:sz w:val="21"/>
-          <w:szCs w:val="21"/>
+        <w:jc w:val="both"/>
+        <w:rPr>
+          <w:sz w:val="20"/>
+          <w:szCs w:val="20"/>
+        </w:rPr>
+        <w:spacing w:before="0" w:after="40" w:line="240" w:lineRule="exact"/>
+      </w:pPr>
+      <w:r>
+        <w:rPr>
+          <w:sz w:val="20"/>
+          <w:szCs w:val="20"/>
         </w:rPr>
         <w:t>Le participant s'engage à respecter les règlements intérieurs et chartes de LionsGeek en vigueur durant la période de formation. En cas de non-respect de ces règles, LionsGeek se réserve le droit de prendre les mesures nécessaires, allant jusqu'à la résiliation du présent contrat.</w:t>
       </w:r>
@@ -810,40 +791,40 @@
     <w:p>
       <w:pPr>
         <w:pStyle w:val="Titre1"/>
-        <w:spacing w:before="60"/>
-        <w:jc w:val="both"/>
-        <w:rPr>
-          <w:rStyle w:val="Accentuation"/>
-          <w:b/>
-          <w:color w:val="000000" w:themeColor="text1"/>
-          <w:sz w:val="21"/>
-          <w:szCs w:val="21"/>
-        </w:rPr>
-      </w:pPr>
-      <w:r>
-        <w:rPr>
-          <w:rStyle w:val="Accentuation"/>
-          <w:b/>
-          <w:color w:val="000000" w:themeColor="text1"/>
-          <w:sz w:val="21"/>
-          <w:szCs w:val="21"/>
+        <w:jc w:val="both"/>
+        <w:rPr>
+          <w:rStyle w:val="Accentuation"/>
+          <w:b/>
+          <w:color w:val="000000" w:themeColor="text1"/>
+          <w:sz w:val="20"/>
+          <w:szCs w:val="20"/>
+        </w:rPr>
+        <w:spacing w:before="0" w:after="40" w:line="240" w:lineRule="exact"/>
+      </w:pPr>
+      <w:r>
+        <w:rPr>
+          <w:rStyle w:val="Accentuation"/>
+          <w:b/>
+          <w:color w:val="000000" w:themeColor="text1"/>
+          <w:sz w:val="20"/>
+          <w:szCs w:val="20"/>
         </w:rPr>
         <w:t>Confidentialité</w:t>
       </w:r>
     </w:p>
     <w:p>
       <w:pPr>
-        <w:spacing w:before="60"/>
-        <w:jc w:val="both"/>
-        <w:rPr>
-          <w:sz w:val="21"/>
-          <w:szCs w:val="21"/>
-        </w:rPr>
-      </w:pPr>
-      <w:r>
-        <w:rPr>
-          <w:sz w:val="21"/>
-          <w:szCs w:val="21"/>
+        <w:jc w:val="both"/>
+        <w:rPr>
+          <w:sz w:val="20"/>
+          <w:szCs w:val="20"/>
+        </w:rPr>
+        <w:spacing w:before="0" w:after="40" w:line="240" w:lineRule="exact"/>
+      </w:pPr>
+      <w:r>
+        <w:rPr>
+          <w:sz w:val="20"/>
+          <w:szCs w:val="20"/>
         </w:rPr>
         <w:t>Le participant s'engage à ne pas divulguer les informations confidentielles auxquelles il aura accès durant la formation.</w:t>
       </w:r>
@@ -851,40 +832,40 @@
     <w:p>
       <w:pPr>
         <w:pStyle w:val="Titre1"/>
-        <w:spacing w:before="60"/>
-        <w:jc w:val="both"/>
-        <w:rPr>
-          <w:rStyle w:val="Accentuation"/>
-          <w:b/>
-          <w:color w:val="000000" w:themeColor="text1"/>
-          <w:sz w:val="21"/>
-          <w:szCs w:val="21"/>
-        </w:rPr>
-      </w:pPr>
-      <w:r>
-        <w:rPr>
-          <w:rStyle w:val="Accentuation"/>
-          <w:b/>
-          <w:color w:val="000000" w:themeColor="text1"/>
-          <w:sz w:val="21"/>
-          <w:szCs w:val="21"/>
+        <w:jc w:val="both"/>
+        <w:rPr>
+          <w:rStyle w:val="Accentuation"/>
+          <w:b/>
+          <w:color w:val="000000" w:themeColor="text1"/>
+          <w:sz w:val="20"/>
+          <w:szCs w:val="20"/>
+        </w:rPr>
+        <w:spacing w:before="0" w:after="40" w:line="240" w:lineRule="exact"/>
+      </w:pPr>
+      <w:r>
+        <w:rPr>
+          <w:rStyle w:val="Accentuation"/>
+          <w:b/>
+          <w:color w:val="000000" w:themeColor="text1"/>
+          <w:sz w:val="20"/>
+          <w:szCs w:val="20"/>
         </w:rPr>
         <w:t>Propriété intellectuelle</w:t>
       </w:r>
     </w:p>
     <w:p>
       <w:pPr>
-        <w:spacing w:before="60"/>
-        <w:jc w:val="both"/>
-        <w:rPr>
-          <w:sz w:val="21"/>
-          <w:szCs w:val="21"/>
-        </w:rPr>
-      </w:pPr>
-      <w:r>
-        <w:rPr>
-          <w:sz w:val="21"/>
-          <w:szCs w:val="21"/>
+        <w:jc w:val="both"/>
+        <w:rPr>
+          <w:sz w:val="20"/>
+          <w:szCs w:val="20"/>
+        </w:rPr>
+        <w:spacing w:before="0" w:after="40" w:line="240" w:lineRule="exact"/>
+      </w:pPr>
+      <w:r>
+        <w:rPr>
+          <w:sz w:val="20"/>
+          <w:szCs w:val="20"/>
         </w:rPr>
         <w:t>Tous les supports pédagogiques, les outils, les logiciels, les bases de données, les programmes, les documents, les données et les œuvres originales de l'esprit fournis dans le cadre de la formation restent la propriété de LionsGeek ou de ses partenaires et sont protégés par les lois relatives à la propriété intellectuelle. Le participant s'engage à ne pas les utiliser à d'autres fins que pour la formation, ni à les reproduire, les diffuser, les communiquer, les céder, les vendre ou les mettre à disposition de tiers, sans l'autorisation préalable et écrite de LionsGeek ou de ses partenaires.</w:t>
       </w:r>
@@ -892,40 +873,40 @@
     <w:p>
       <w:pPr>
         <w:pStyle w:val="Titre1"/>
-        <w:spacing w:before="60"/>
-        <w:jc w:val="both"/>
-        <w:rPr>
-          <w:rStyle w:val="Accentuation"/>
-          <w:b/>
-          <w:color w:val="000000" w:themeColor="text1"/>
-          <w:sz w:val="21"/>
-          <w:szCs w:val="21"/>
-        </w:rPr>
-      </w:pPr>
-      <w:r>
-        <w:rPr>
-          <w:rStyle w:val="Accentuation"/>
-          <w:b/>
-          <w:color w:val="000000" w:themeColor="text1"/>
-          <w:sz w:val="21"/>
-          <w:szCs w:val="21"/>
+        <w:jc w:val="both"/>
+        <w:rPr>
+          <w:rStyle w:val="Accentuation"/>
+          <w:b/>
+          <w:color w:val="000000" w:themeColor="text1"/>
+          <w:sz w:val="20"/>
+          <w:szCs w:val="20"/>
+        </w:rPr>
+        <w:spacing w:before="0" w:after="40" w:line="240" w:lineRule="exact"/>
+      </w:pPr>
+      <w:r>
+        <w:rPr>
+          <w:rStyle w:val="Accentuation"/>
+          <w:b/>
+          <w:color w:val="000000" w:themeColor="text1"/>
+          <w:sz w:val="20"/>
+          <w:szCs w:val="20"/>
         </w:rPr>
         <w:t>Résiliation</w:t>
       </w:r>
     </w:p>
     <w:p>
       <w:pPr>
-        <w:spacing w:before="60"/>
-        <w:jc w:val="both"/>
-        <w:rPr>
-          <w:sz w:val="21"/>
-          <w:szCs w:val="21"/>
-        </w:rPr>
-      </w:pPr>
-      <w:r>
-        <w:rPr>
-          <w:sz w:val="21"/>
-          <w:szCs w:val="21"/>
+        <w:jc w:val="both"/>
+        <w:rPr>
+          <w:sz w:val="20"/>
+          <w:szCs w:val="20"/>
+        </w:rPr>
+        <w:spacing w:before="0" w:after="40" w:line="240" w:lineRule="exact"/>
+      </w:pPr>
+      <w:r>
+        <w:rPr>
+          <w:sz w:val="20"/>
+          <w:szCs w:val="20"/>
         </w:rPr>
         <w:t>Chacune des parties peut mettre fin au présent contrat en cas de manquement grave de l'une des obligations prévues ci-dessus.</w:t>
       </w:r>
@@ -933,180 +914,150 @@
     <w:p>
       <w:pPr>
         <w:pStyle w:val="Titre1"/>
-        <w:spacing w:before="60"/>
-        <w:jc w:val="both"/>
-        <w:rPr>
-          <w:rStyle w:val="Accentuation"/>
-          <w:b/>
-          <w:color w:val="000000" w:themeColor="text1"/>
-          <w:sz w:val="21"/>
-          <w:szCs w:val="21"/>
-        </w:rPr>
-      </w:pPr>
-      <w:r>
-        <w:rPr>
-          <w:rStyle w:val="Accentuation"/>
-          <w:b/>
-          <w:color w:val="000000" w:themeColor="text1"/>
-          <w:sz w:val="21"/>
-          <w:szCs w:val="21"/>
+        <w:jc w:val="both"/>
+        <w:rPr>
+          <w:rStyle w:val="Accentuation"/>
+          <w:b/>
+          <w:color w:val="000000" w:themeColor="text1"/>
+          <w:sz w:val="20"/>
+          <w:szCs w:val="20"/>
+        </w:rPr>
+        <w:spacing w:before="0" w:after="40" w:line="240" w:lineRule="exact"/>
+      </w:pPr>
+      <w:r>
+        <w:rPr>
+          <w:rStyle w:val="Accentuation"/>
+          <w:b/>
+          <w:color w:val="000000" w:themeColor="text1"/>
+          <w:sz w:val="20"/>
+          <w:szCs w:val="20"/>
         </w:rPr>
         <w:t>Entrée en vigueur et durée</w:t>
       </w:r>
     </w:p>
     <w:p>
       <w:pPr>
-        <w:spacing w:before="60"/>
-        <w:jc w:val="both"/>
-        <w:rPr>
-          <w:sz w:val="21"/>
-          <w:szCs w:val="21"/>
-        </w:rPr>
-      </w:pPr>
-      <w:r>
-        <w:rPr>
-          <w:sz w:val="21"/>
-          <w:szCs w:val="21"/>
+        <w:jc w:val="both"/>
+        <w:rPr>
+          <w:sz w:val="20"/>
+          <w:szCs w:val="20"/>
+        </w:rPr>
+        <w:spacing w:before="0" w:after="40" w:line="240" w:lineRule="exact"/>
+      </w:pPr>
+      <w:r>
+        <w:rPr>
+          <w:sz w:val="20"/>
+          <w:szCs w:val="20"/>
         </w:rPr>
         <w:t>Le présent contrat entre en vigueur à la date de signature des deux parties et est conclu pour une durée de six mois.</w:t>
       </w:r>
     </w:p>
     <w:p>
       <w:pPr>
-        <w:spacing w:before="60"/>
-        <w:jc w:val="both"/>
-        <w:rPr>
-          <w:sz w:val="21"/>
-          <w:szCs w:val="21"/>
-        </w:rPr>
-      </w:pPr>
-      <w:r>
-        <w:rPr>
-          <w:sz w:val="21"/>
-          <w:szCs w:val="21"/>
+        <w:jc w:val="both"/>
+        <w:rPr>
+          <w:sz w:val="20"/>
+          <w:szCs w:val="20"/>
+        </w:rPr>
+        <w:spacing w:before="0" w:after="40" w:line="240" w:lineRule="exact"/>
+      </w:pPr>
+      <w:r>
+        <w:rPr>
+          <w:sz w:val="20"/>
+          <w:szCs w:val="20"/>
         </w:rPr>
         <w:t>Fait en deux exemplaires à</w:t>
       </w:r>
       <w:r>
         <w:rPr>
-          <w:sz w:val="21"/>
-          <w:szCs w:val="21"/>
+          <w:sz w:val="20"/>
+          <w:szCs w:val="20"/>
         </w:rPr>
         <w:t xml:space="preserve"> </w:t>
       </w:r>
       <w:r>
         <w:rPr>
-          <w:sz w:val="21"/>
-          <w:szCs w:val="21"/>
+          <w:sz w:val="20"/>
+          <w:szCs w:val="20"/>
         </w:rPr>
         <w:t>Casablanca,</w:t>
       </w:r>
       <w:r>
         <w:rPr>
-          <w:sz w:val="21"/>
-          <w:szCs w:val="21"/>
+          <w:sz w:val="20"/>
+          <w:szCs w:val="20"/>
         </w:rPr>
         <w:t xml:space="preserve"> le </w:t>
       </w:r>
     </w:p>
     <w:p>
       <w:pPr>
-        <w:spacing w:before="60"/>
-        <w:jc w:val="both"/>
-        <w:rPr>
-          <w:sz w:val="21"/>
-          <w:szCs w:val="21"/>
-        </w:rPr>
-      </w:pPr>
-    </w:p>
-    <w:p>
-      <w:pPr>
-        <w:spacing w:before="60"/>
-        <w:jc w:val="both"/>
-        <w:rPr>
-          <w:sz w:val="21"/>
-          <w:szCs w:val="21"/>
-        </w:rPr>
-      </w:pPr>
-    </w:p>
-    <w:p>
-      <w:pPr>
-        <w:spacing w:before="60"/>
         <w:jc w:val="center"/>
         <w:rPr>
-          <w:sz w:val="21"/>
-          <w:szCs w:val="21"/>
-        </w:rPr>
-      </w:pPr>
-      <w:r>
-        <w:rPr>
-          <w:sz w:val="21"/>
-          <w:szCs w:val="21"/>
+          <w:sz w:val="20"/>
+          <w:szCs w:val="20"/>
+        </w:rPr>
+        <w:spacing w:before="360" w:after="40" w:line="240" w:lineRule="exact"/>
+      </w:pPr>
+      <w:r>
+        <w:rPr>
+          <w:sz w:val="20"/>
+          <w:szCs w:val="20"/>
         </w:rPr>
         <w:t>LionsGeek</w:t>
       </w:r>
       <w:r>
         <w:rPr>
-          <w:sz w:val="21"/>
-          <w:szCs w:val="21"/>
+          <w:sz w:val="20"/>
+          <w:szCs w:val="20"/>
         </w:rPr>
         <w:tab/>
       </w:r>
       <w:r>
         <w:rPr>
-          <w:sz w:val="21"/>
-          <w:szCs w:val="21"/>
+          <w:sz w:val="20"/>
+          <w:szCs w:val="20"/>
         </w:rPr>
         <w:tab/>
       </w:r>
       <w:r>
         <w:rPr>
-          <w:sz w:val="21"/>
-          <w:szCs w:val="21"/>
+          <w:sz w:val="20"/>
+          <w:szCs w:val="20"/>
         </w:rPr>
         <w:tab/>
       </w:r>
       <w:r>
         <w:rPr>
-          <w:sz w:val="21"/>
-          <w:szCs w:val="21"/>
+          <w:sz w:val="20"/>
+          <w:szCs w:val="20"/>
         </w:rPr>
         <w:tab/>
       </w:r>
       <w:r>
         <w:rPr>
-          <w:sz w:val="21"/>
-          <w:szCs w:val="21"/>
+          <w:sz w:val="20"/>
+          <w:szCs w:val="20"/>
         </w:rPr>
         <w:t>Le participant</w:t>
       </w:r>
     </w:p>
     <w:p>
       <w:pPr>
-        <w:rPr>
-          <w:sz w:val="22"/>
-        </w:rPr>
-      </w:pPr>
-      <w:r>
-        <w:rPr>
-          <w:sz w:val="22"/>
-        </w:rPr>
-      </w:r>
-    </w:p>
-    <w:p>
-      <w:pPr>
-        <w:spacing w:before="60"/>
-        <w:jc w:val="both"/>
-        <w:rPr>
-          <w:sz w:val="22"/>
-        </w:rPr>
+        <w:sectPr>
+          <w:type w:val="continuous"/>
+          <w:pgSz w:w="11900" w:h="16840"/>
+          <w:pgMar w:top="2150" w:right="680" w:bottom="2250" w:left="680" w:header="0" w:footer="0" w:gutter="0"/>
+          <w:cols w:num="2" w:space="276"/>
+          <w:docGrid w:linePitch="360"/>
+        </w:sectPr>
       </w:pPr>
     </w:p>
     <w:sectPr>
       <w:type w:val="continuous"/>
       <w:pgSz w:w="11900" w:h="16840"/>
-      <w:pgMar w:top="1418" w:right="567" w:bottom="1843" w:left="567" w:header="709" w:footer="709" w:gutter="0"/>
-      <w:cols w:num="2" w:space="276"/>
+      <w:pgMar w:top="2150" w:right="680" w:bottom="2250" w:left="680" w:header="0" w:footer="0" w:gutter="0"/>
+      <w:cols w:num="1" w:space="276"/>
       <w:docGrid w:linePitch="360"/>
     </w:sectPr>
   </w:body>
@@ -1168,8 +1119,8 @@
           <wp:positionH relativeFrom="page">
             <wp:align>left</wp:align>
           </wp:positionH>
-          <wp:positionV relativeFrom="paragraph">
-            <wp:posOffset>-448310</wp:posOffset>
+          <wp:positionV relativeFrom="page">
+            <wp:posOffset>0</wp:posOffset>
           </wp:positionV>
           <wp:extent cx="7556400" cy="10693649"/>
           <wp:effectExtent l="0" t="0" r="6985" b="0"/>

--- a/public/assets/documents/Contrat_de_formation_LionsGeek.docx
+++ b/public/assets/documents/Contrat_de_formation_LionsGeek.docx
@@ -262,7 +262,7 @@
           <w:sz w:val="20"/>
           <w:szCs w:val="20"/>
         </w:rPr>
-        <w:t xml:space="preserve">La formation débutera le </w:t>
+        <w:t xml:space="preserve">La formation débutera le {{start_date}} et se terminera le {{end_date}}.</w:t>
       </w:r>
       <w:r>
         <w:rPr>
@@ -270,21 +270,21 @@
           <w:szCs w:val="20"/>
           <w:highlight w:val="yellow"/>
         </w:rPr>
-        <w:t>03/02/2025</w:t>
-      </w:r>
-      <w:r>
-        <w:rPr>
-          <w:sz w:val="20"/>
-          <w:szCs w:val="20"/>
-        </w:rPr>
-        <w:t xml:space="preserve"> </w:t>
-      </w:r>
-      <w:r>
-        <w:rPr>
-          <w:sz w:val="20"/>
-          <w:szCs w:val="20"/>
-        </w:rPr>
-        <w:t xml:space="preserve">et se terminera le </w:t>
+        <w:t/>
+      </w:r>
+      <w:r>
+        <w:rPr>
+          <w:sz w:val="20"/>
+          <w:szCs w:val="20"/>
+        </w:rPr>
+        <w:t xml:space="preserve"/>
+      </w:r>
+      <w:r>
+        <w:rPr>
+          <w:sz w:val="20"/>
+          <w:szCs w:val="20"/>
+        </w:rPr>
+        <w:t xml:space="preserve"/>
       </w:r>
       <w:r>
         <w:rPr>
@@ -292,7 +292,7 @@
           <w:szCs w:val="20"/>
           <w:highlight w:val="yellow"/>
         </w:rPr>
-        <w:t>10/08/2025</w:t>
+        <w:t/>
       </w:r>
       <w:r>
         <w:rPr>
@@ -300,7 +300,7 @@
           <w:szCs w:val="20"/>
           <w:highlight w:val="yellow"/>
         </w:rPr>
-        <w:t>.</w:t>
+        <w:t/>
       </w:r>
     </w:p>
     <w:p>
